--- a/现代指南P.docx
+++ b/现代指南P.docx
@@ -4,13 +4,13 @@
   <w:body>
     <w:p>
       <w:r>
+        <w:t>A</w:t>
+      </w:r>
+      <w:r>
         <w:rPr>
           <w:rFonts w:hint="eastAsia"/>
         </w:rPr>
-        <w:t>1</w:t>
-      </w:r>
-      <w:r>
-        <w:t>231231231231233</w:t>
+        <w:t>ssdfaasdfasdfasdf</w:t>
       </w:r>
     </w:p>
     <w:sectPr>

--- a/现代指南P.docx
+++ b/现代指南P.docx
@@ -4,13 +4,7 @@
   <w:body>
     <w:p>
       <w:r>
-        <w:t>A</w:t>
-      </w:r>
-      <w:r>
-        <w:rPr>
-          <w:rFonts w:hint="eastAsia"/>
-        </w:rPr>
-        <w:t>ssdfaasdfasdfasdf</w:t>
+        <w:t>12312312312312312</w:t>
       </w:r>
     </w:p>
     <w:sectPr>

--- a/现代指南P.docx
+++ b/现代指南P.docx
@@ -2,11 +2,857 @@
 <file path=word/document.xml><?xml version="1.0" encoding="utf-8"?>
 <w:document xmlns:wpc="http://schemas.microsoft.com/office/word/2010/wordprocessingCanvas" xmlns:cx="http://schemas.microsoft.com/office/drawing/2014/chartex" xmlns:cx1="http://schemas.microsoft.com/office/drawing/2015/9/8/chartex" xmlns:cx2="http://schemas.microsoft.com/office/drawing/2015/10/21/chartex" xmlns:cx3="http://schemas.microsoft.com/office/drawing/2016/5/9/chartex" xmlns:cx4="http://schemas.microsoft.com/office/drawing/2016/5/10/chartex" xmlns:cx5="http://schemas.microsoft.com/office/drawing/2016/5/11/chartex" xmlns:cx6="http://schemas.microsoft.com/office/drawing/2016/5/12/chartex" xmlns:cx7="http://schemas.microsoft.com/office/drawing/2016/5/13/chartex" xmlns:cx8="http://schemas.microsoft.com/office/drawing/2016/5/14/chartex" xmlns:mc="http://schemas.openxmlformats.org/markup-compatibility/2006" xmlns:aink="http://schemas.microsoft.com/office/drawing/2016/ink" xmlns:am3d="http://schemas.microsoft.com/office/drawing/2017/model3d" xmlns:o="urn:schemas-microsoft-com:office:office" xmlns:oel="http://schemas.microsoft.com/office/2019/extlst" xmlns:r="http://schemas.openxmlformats.org/officeDocument/2006/relationships" xmlns:m="http://schemas.openxmlformats.org/officeDocument/2006/math" xmlns:v="urn:schemas-microsoft-com:vml" xmlns:wp14="http://schemas.microsoft.com/office/word/2010/wordprocessingDrawing" xmlns:wp="http://schemas.openxmlformats.org/drawingml/2006/wordprocessingDrawing" xmlns:w10="urn:schemas-microsoft-com:office:word" xmlns:w="http://schemas.openxmlformats.org/wordprocessingml/2006/main" xmlns:w14="http://schemas.microsoft.com/office/word/2010/wordml" xmlns:w15="http://schemas.microsoft.com/office/word/2012/wordml" xmlns:w16cex="http://schemas.microsoft.com/office/word/2018/wordml/cex" xmlns:w16cid="http://schemas.microsoft.com/office/word/2016/wordml/cid" xmlns:w16="http://schemas.microsoft.com/office/word/2018/wordml" xmlns:w16sdtdh="http://schemas.microsoft.com/office/word/2020/wordml/sdtdatahash" xmlns:w16se="http://schemas.microsoft.com/office/word/2015/wordml/symex" xmlns:wpg="http://schemas.microsoft.com/office/word/2010/wordprocessingGroup" xmlns:wpi="http://schemas.microsoft.com/office/word/2010/wordprocessingInk" xmlns:wne="http://schemas.microsoft.com/office/word/2006/wordml" xmlns:wps="http://schemas.microsoft.com/office/word/2010/wordprocessingShape" mc:Ignorable="w14 w15 w16se w16cid w16 w16cex w16sdtdh wp14">
   <w:body>
+    <w:sdt>
+      <w:sdtPr>
+        <w:rPr>
+          <w:rFonts w:ascii="Times New Roman" w:eastAsia="华文宋体" w:hAnsi="Times New Roman" w:cstheme="minorBidi" w:hint="eastAsia"/>
+          <w:color w:val="auto"/>
+          <w:sz w:val="24"/>
+          <w:szCs w:val="22"/>
+          <w:lang w:val="zh-CN"/>
+        </w:rPr>
+        <w:id w:val="1574391843"/>
+        <w:docPartObj>
+          <w:docPartGallery w:val="Table of Contents"/>
+          <w:docPartUnique/>
+        </w:docPartObj>
+      </w:sdtPr>
+      <w:sdtContent>
+        <w:p>
+          <w:pPr>
+            <w:pStyle w:val="TOC"/>
+            <w:rPr>
+              <w:rFonts w:ascii="黑体" w:eastAsia="黑体" w:hAnsi="黑体"/>
+              <w:color w:val="000000" w:themeColor="text1"/>
+            </w:rPr>
+          </w:pPr>
+          <w:r>
+            <w:rPr>
+              <w:rFonts w:ascii="黑体" w:eastAsia="黑体" w:hAnsi="黑体" w:hint="eastAsia"/>
+              <w:color w:val="000000" w:themeColor="text1"/>
+              <w:lang w:val="zh-CN"/>
+            </w:rPr>
+            <w:t>目录</w:t>
+          </w:r>
+        </w:p>
+        <w:p>
+          <w:pPr>
+            <w:pStyle w:val="TOC1"/>
+            <w:tabs>
+              <w:tab w:val="right" w:leader="dot" w:pos="8296"/>
+            </w:tabs>
+            <w:rPr>
+              <w:rFonts w:asciiTheme="minorHAnsi" w:eastAsiaTheme="minorEastAsia" w:hAnsiTheme="minorHAnsi"/>
+              <w:noProof/>
+              <w:sz w:val="21"/>
+            </w:rPr>
+          </w:pPr>
+          <w:r>
+            <w:fldChar w:fldCharType="begin"/>
+          </w:r>
+          <w:r>
+            <w:instrText xml:space="preserve"> TOC \o "1-3" \h \z \u </w:instrText>
+          </w:r>
+          <w:r>
+            <w:fldChar w:fldCharType="separate"/>
+          </w:r>
+          <w:hyperlink w:anchor="_Toc108308540" w:history="1">
+            <w:r>
+              <w:rPr>
+                <w:rStyle w:val="a3"/>
+                <w:b/>
+                <w:bCs/>
+                <w:noProof/>
+              </w:rPr>
+              <w:t>一、</w:t>
+            </w:r>
+            <w:r>
+              <w:rPr>
+                <w:rStyle w:val="a3"/>
+                <w:b/>
+                <w:bCs/>
+                <w:noProof/>
+              </w:rPr>
+              <w:t>Git</w:t>
+            </w:r>
+            <w:r>
+              <w:rPr>
+                <w:noProof/>
+                <w:webHidden/>
+              </w:rPr>
+              <w:tab/>
+            </w:r>
+            <w:r>
+              <w:rPr>
+                <w:noProof/>
+                <w:webHidden/>
+              </w:rPr>
+              <w:fldChar w:fldCharType="begin"/>
+            </w:r>
+            <w:r>
+              <w:rPr>
+                <w:noProof/>
+                <w:webHidden/>
+              </w:rPr>
+              <w:instrText xml:space="preserve"> PAGEREF _Toc108308540 \h </w:instrText>
+            </w:r>
+            <w:r>
+              <w:rPr>
+                <w:noProof/>
+                <w:webHidden/>
+              </w:rPr>
+            </w:r>
+            <w:r>
+              <w:rPr>
+                <w:noProof/>
+                <w:webHidden/>
+              </w:rPr>
+              <w:fldChar w:fldCharType="separate"/>
+            </w:r>
+            <w:r>
+              <w:rPr>
+                <w:noProof/>
+                <w:webHidden/>
+              </w:rPr>
+              <w:t>2</w:t>
+            </w:r>
+            <w:r>
+              <w:rPr>
+                <w:noProof/>
+                <w:webHidden/>
+              </w:rPr>
+              <w:fldChar w:fldCharType="end"/>
+            </w:r>
+          </w:hyperlink>
+        </w:p>
+        <w:p>
+          <w:pPr>
+            <w:pStyle w:val="TOC2"/>
+            <w:tabs>
+              <w:tab w:val="right" w:leader="dot" w:pos="8296"/>
+            </w:tabs>
+            <w:ind w:left="480"/>
+            <w:rPr>
+              <w:rFonts w:asciiTheme="minorHAnsi" w:eastAsiaTheme="minorEastAsia" w:hAnsiTheme="minorHAnsi"/>
+              <w:noProof/>
+              <w:sz w:val="21"/>
+            </w:rPr>
+          </w:pPr>
+          <w:hyperlink w:anchor="_Toc108308541" w:history="1">
+            <w:r>
+              <w:rPr>
+                <w:rStyle w:val="a3"/>
+                <w:rFonts w:cs="Times New Roman"/>
+                <w:b/>
+                <w:bCs/>
+                <w:noProof/>
+              </w:rPr>
+              <w:t>1.1</w:t>
+            </w:r>
+            <w:r>
+              <w:rPr>
+                <w:noProof/>
+                <w:webHidden/>
+              </w:rPr>
+              <w:tab/>
+            </w:r>
+            <w:r>
+              <w:rPr>
+                <w:noProof/>
+                <w:webHidden/>
+              </w:rPr>
+              <w:fldChar w:fldCharType="begin"/>
+            </w:r>
+            <w:r>
+              <w:rPr>
+                <w:noProof/>
+                <w:webHidden/>
+              </w:rPr>
+              <w:instrText xml:space="preserve"> PAGEREF _Toc108308541 \h </w:instrText>
+            </w:r>
+            <w:r>
+              <w:rPr>
+                <w:noProof/>
+                <w:webHidden/>
+              </w:rPr>
+            </w:r>
+            <w:r>
+              <w:rPr>
+                <w:noProof/>
+                <w:webHidden/>
+              </w:rPr>
+              <w:fldChar w:fldCharType="separate"/>
+            </w:r>
+            <w:r>
+              <w:rPr>
+                <w:noProof/>
+                <w:webHidden/>
+              </w:rPr>
+              <w:t>2</w:t>
+            </w:r>
+            <w:r>
+              <w:rPr>
+                <w:noProof/>
+                <w:webHidden/>
+              </w:rPr>
+              <w:fldChar w:fldCharType="end"/>
+            </w:r>
+          </w:hyperlink>
+        </w:p>
+        <w:p>
+          <w:pPr>
+            <w:pStyle w:val="TOC1"/>
+            <w:tabs>
+              <w:tab w:val="right" w:leader="dot" w:pos="8296"/>
+            </w:tabs>
+            <w:rPr>
+              <w:rFonts w:asciiTheme="minorHAnsi" w:eastAsiaTheme="minorEastAsia" w:hAnsiTheme="minorHAnsi"/>
+              <w:noProof/>
+              <w:sz w:val="21"/>
+            </w:rPr>
+          </w:pPr>
+          <w:hyperlink w:anchor="_Toc108308542" w:history="1">
+            <w:r>
+              <w:rPr>
+                <w:rStyle w:val="a3"/>
+                <w:b/>
+                <w:bCs/>
+                <w:noProof/>
+              </w:rPr>
+              <w:t>二、</w:t>
+            </w:r>
+            <w:r>
+              <w:rPr>
+                <w:noProof/>
+                <w:webHidden/>
+              </w:rPr>
+              <w:tab/>
+            </w:r>
+            <w:r>
+              <w:rPr>
+                <w:noProof/>
+                <w:webHidden/>
+              </w:rPr>
+              <w:fldChar w:fldCharType="begin"/>
+            </w:r>
+            <w:r>
+              <w:rPr>
+                <w:noProof/>
+                <w:webHidden/>
+              </w:rPr>
+              <w:instrText xml:space="preserve"> PAGEREF _Toc108308542 \h </w:instrText>
+            </w:r>
+            <w:r>
+              <w:rPr>
+                <w:noProof/>
+                <w:webHidden/>
+              </w:rPr>
+            </w:r>
+            <w:r>
+              <w:rPr>
+                <w:noProof/>
+                <w:webHidden/>
+              </w:rPr>
+              <w:fldChar w:fldCharType="separate"/>
+            </w:r>
+            <w:r>
+              <w:rPr>
+                <w:noProof/>
+                <w:webHidden/>
+              </w:rPr>
+              <w:t>2</w:t>
+            </w:r>
+            <w:r>
+              <w:rPr>
+                <w:noProof/>
+                <w:webHidden/>
+              </w:rPr>
+              <w:fldChar w:fldCharType="end"/>
+            </w:r>
+          </w:hyperlink>
+        </w:p>
+        <w:p>
+          <w:pPr>
+            <w:pStyle w:val="TOC2"/>
+            <w:tabs>
+              <w:tab w:val="right" w:leader="dot" w:pos="8296"/>
+            </w:tabs>
+            <w:ind w:left="480"/>
+            <w:rPr>
+              <w:rFonts w:asciiTheme="minorHAnsi" w:eastAsiaTheme="minorEastAsia" w:hAnsiTheme="minorHAnsi"/>
+              <w:noProof/>
+              <w:sz w:val="21"/>
+            </w:rPr>
+          </w:pPr>
+          <w:hyperlink w:anchor="_Toc108308543" w:history="1">
+            <w:r>
+              <w:rPr>
+                <w:rStyle w:val="a3"/>
+                <w:b/>
+                <w:bCs/>
+                <w:noProof/>
+              </w:rPr>
+              <w:t>2.1</w:t>
+            </w:r>
+            <w:r>
+              <w:rPr>
+                <w:noProof/>
+                <w:webHidden/>
+              </w:rPr>
+              <w:tab/>
+            </w:r>
+            <w:r>
+              <w:rPr>
+                <w:noProof/>
+                <w:webHidden/>
+              </w:rPr>
+              <w:fldChar w:fldCharType="begin"/>
+            </w:r>
+            <w:r>
+              <w:rPr>
+                <w:noProof/>
+                <w:webHidden/>
+              </w:rPr>
+              <w:instrText xml:space="preserve"> PAGEREF _Toc108308543 \h </w:instrText>
+            </w:r>
+            <w:r>
+              <w:rPr>
+                <w:noProof/>
+                <w:webHidden/>
+              </w:rPr>
+            </w:r>
+            <w:r>
+              <w:rPr>
+                <w:noProof/>
+                <w:webHidden/>
+              </w:rPr>
+              <w:fldChar w:fldCharType="separate"/>
+            </w:r>
+            <w:r>
+              <w:rPr>
+                <w:noProof/>
+                <w:webHidden/>
+              </w:rPr>
+              <w:t>2</w:t>
+            </w:r>
+            <w:r>
+              <w:rPr>
+                <w:noProof/>
+                <w:webHidden/>
+              </w:rPr>
+              <w:fldChar w:fldCharType="end"/>
+            </w:r>
+          </w:hyperlink>
+        </w:p>
+        <w:p>
+          <w:pPr>
+            <w:pStyle w:val="TOC1"/>
+            <w:tabs>
+              <w:tab w:val="right" w:leader="dot" w:pos="8296"/>
+            </w:tabs>
+            <w:rPr>
+              <w:rFonts w:asciiTheme="minorHAnsi" w:eastAsiaTheme="minorEastAsia" w:hAnsiTheme="minorHAnsi"/>
+              <w:noProof/>
+              <w:sz w:val="21"/>
+            </w:rPr>
+          </w:pPr>
+          <w:hyperlink w:anchor="_Toc108308544" w:history="1">
+            <w:r>
+              <w:rPr>
+                <w:rStyle w:val="a3"/>
+                <w:b/>
+                <w:bCs/>
+                <w:noProof/>
+              </w:rPr>
+              <w:t>三、</w:t>
+            </w:r>
+            <w:r>
+              <w:rPr>
+                <w:noProof/>
+                <w:webHidden/>
+              </w:rPr>
+              <w:tab/>
+            </w:r>
+            <w:r>
+              <w:rPr>
+                <w:noProof/>
+                <w:webHidden/>
+              </w:rPr>
+              <w:fldChar w:fldCharType="begin"/>
+            </w:r>
+            <w:r>
+              <w:rPr>
+                <w:noProof/>
+                <w:webHidden/>
+              </w:rPr>
+              <w:instrText xml:space="preserve"> PAGEREF _Toc108308544 \h </w:instrText>
+            </w:r>
+            <w:r>
+              <w:rPr>
+                <w:noProof/>
+                <w:webHidden/>
+              </w:rPr>
+            </w:r>
+            <w:r>
+              <w:rPr>
+                <w:noProof/>
+                <w:webHidden/>
+              </w:rPr>
+              <w:fldChar w:fldCharType="separate"/>
+            </w:r>
+            <w:r>
+              <w:rPr>
+                <w:noProof/>
+                <w:webHidden/>
+              </w:rPr>
+              <w:t>2</w:t>
+            </w:r>
+            <w:r>
+              <w:rPr>
+                <w:noProof/>
+                <w:webHidden/>
+              </w:rPr>
+              <w:fldChar w:fldCharType="end"/>
+            </w:r>
+          </w:hyperlink>
+        </w:p>
+        <w:p>
+          <w:pPr>
+            <w:pStyle w:val="TOC2"/>
+            <w:tabs>
+              <w:tab w:val="right" w:leader="dot" w:pos="8296"/>
+            </w:tabs>
+            <w:ind w:left="480"/>
+            <w:rPr>
+              <w:rFonts w:asciiTheme="minorHAnsi" w:eastAsiaTheme="minorEastAsia" w:hAnsiTheme="minorHAnsi"/>
+              <w:noProof/>
+              <w:sz w:val="21"/>
+            </w:rPr>
+          </w:pPr>
+          <w:hyperlink w:anchor="_Toc108308545" w:history="1">
+            <w:r>
+              <w:rPr>
+                <w:rStyle w:val="a3"/>
+                <w:b/>
+                <w:bCs/>
+                <w:noProof/>
+              </w:rPr>
+              <w:t>3.1</w:t>
+            </w:r>
+            <w:r>
+              <w:rPr>
+                <w:noProof/>
+                <w:webHidden/>
+              </w:rPr>
+              <w:tab/>
+            </w:r>
+            <w:r>
+              <w:rPr>
+                <w:noProof/>
+                <w:webHidden/>
+              </w:rPr>
+              <w:fldChar w:fldCharType="begin"/>
+            </w:r>
+            <w:r>
+              <w:rPr>
+                <w:noProof/>
+                <w:webHidden/>
+              </w:rPr>
+              <w:instrText xml:space="preserve"> PAGEREF _Toc108308545 \h </w:instrText>
+            </w:r>
+            <w:r>
+              <w:rPr>
+                <w:noProof/>
+                <w:webHidden/>
+              </w:rPr>
+            </w:r>
+            <w:r>
+              <w:rPr>
+                <w:noProof/>
+                <w:webHidden/>
+              </w:rPr>
+              <w:fldChar w:fldCharType="separate"/>
+            </w:r>
+            <w:r>
+              <w:rPr>
+                <w:noProof/>
+                <w:webHidden/>
+              </w:rPr>
+              <w:t>2</w:t>
+            </w:r>
+            <w:r>
+              <w:rPr>
+                <w:noProof/>
+                <w:webHidden/>
+              </w:rPr>
+              <w:fldChar w:fldCharType="end"/>
+            </w:r>
+          </w:hyperlink>
+        </w:p>
+        <w:p>
+          <w:pPr>
+            <w:pStyle w:val="TOC1"/>
+            <w:tabs>
+              <w:tab w:val="right" w:leader="dot" w:pos="8296"/>
+            </w:tabs>
+            <w:rPr>
+              <w:rFonts w:asciiTheme="minorHAnsi" w:eastAsiaTheme="minorEastAsia" w:hAnsiTheme="minorHAnsi"/>
+              <w:noProof/>
+              <w:sz w:val="21"/>
+            </w:rPr>
+          </w:pPr>
+          <w:hyperlink w:anchor="_Toc108308546" w:history="1">
+            <w:r>
+              <w:rPr>
+                <w:rStyle w:val="a3"/>
+                <w:b/>
+                <w:bCs/>
+                <w:noProof/>
+              </w:rPr>
+              <w:t>四、</w:t>
+            </w:r>
+            <w:r>
+              <w:rPr>
+                <w:noProof/>
+                <w:webHidden/>
+              </w:rPr>
+              <w:tab/>
+            </w:r>
+            <w:r>
+              <w:rPr>
+                <w:noProof/>
+                <w:webHidden/>
+              </w:rPr>
+              <w:fldChar w:fldCharType="begin"/>
+            </w:r>
+            <w:r>
+              <w:rPr>
+                <w:noProof/>
+                <w:webHidden/>
+              </w:rPr>
+              <w:instrText xml:space="preserve"> PAGEREF _Toc108308546 \h </w:instrText>
+            </w:r>
+            <w:r>
+              <w:rPr>
+                <w:noProof/>
+                <w:webHidden/>
+              </w:rPr>
+            </w:r>
+            <w:r>
+              <w:rPr>
+                <w:noProof/>
+                <w:webHidden/>
+              </w:rPr>
+              <w:fldChar w:fldCharType="separate"/>
+            </w:r>
+            <w:r>
+              <w:rPr>
+                <w:noProof/>
+                <w:webHidden/>
+              </w:rPr>
+              <w:t>2</w:t>
+            </w:r>
+            <w:r>
+              <w:rPr>
+                <w:noProof/>
+                <w:webHidden/>
+              </w:rPr>
+              <w:fldChar w:fldCharType="end"/>
+            </w:r>
+          </w:hyperlink>
+        </w:p>
+        <w:p>
+          <w:pPr>
+            <w:pStyle w:val="TOC2"/>
+            <w:tabs>
+              <w:tab w:val="right" w:leader="dot" w:pos="8296"/>
+            </w:tabs>
+            <w:ind w:left="480"/>
+            <w:rPr>
+              <w:rFonts w:asciiTheme="minorHAnsi" w:eastAsiaTheme="minorEastAsia" w:hAnsiTheme="minorHAnsi"/>
+              <w:noProof/>
+              <w:sz w:val="21"/>
+            </w:rPr>
+          </w:pPr>
+          <w:hyperlink w:anchor="_Toc108308547" w:history="1">
+            <w:r>
+              <w:rPr>
+                <w:rStyle w:val="a3"/>
+                <w:b/>
+                <w:bCs/>
+                <w:noProof/>
+              </w:rPr>
+              <w:t>4.1</w:t>
+            </w:r>
+            <w:r>
+              <w:rPr>
+                <w:noProof/>
+                <w:webHidden/>
+              </w:rPr>
+              <w:tab/>
+            </w:r>
+            <w:r>
+              <w:rPr>
+                <w:noProof/>
+                <w:webHidden/>
+              </w:rPr>
+              <w:fldChar w:fldCharType="begin"/>
+            </w:r>
+            <w:r>
+              <w:rPr>
+                <w:noProof/>
+                <w:webHidden/>
+              </w:rPr>
+              <w:instrText xml:space="preserve"> PAGEREF _Toc108308547 \h </w:instrText>
+            </w:r>
+            <w:r>
+              <w:rPr>
+                <w:noProof/>
+                <w:webHidden/>
+              </w:rPr>
+            </w:r>
+            <w:r>
+              <w:rPr>
+                <w:noProof/>
+                <w:webHidden/>
+              </w:rPr>
+              <w:fldChar w:fldCharType="separate"/>
+            </w:r>
+            <w:r>
+              <w:rPr>
+                <w:noProof/>
+                <w:webHidden/>
+              </w:rPr>
+              <w:t>2</w:t>
+            </w:r>
+            <w:r>
+              <w:rPr>
+                <w:noProof/>
+                <w:webHidden/>
+              </w:rPr>
+              <w:fldChar w:fldCharType="end"/>
+            </w:r>
+          </w:hyperlink>
+        </w:p>
+        <w:p>
+          <w:pPr>
+            <w:rPr>
+              <w:rFonts w:hint="eastAsia"/>
+              <w:b/>
+              <w:bCs/>
+              <w:lang w:val="zh-CN"/>
+            </w:rPr>
+          </w:pPr>
+          <w:r>
+            <w:rPr>
+              <w:b/>
+              <w:bCs/>
+              <w:lang w:val="zh-CN"/>
+            </w:rPr>
+            <w:fldChar w:fldCharType="end"/>
+          </w:r>
+        </w:p>
+        <w:p>
+          <w:pPr>
+            <w:widowControl/>
+            <w:spacing w:line="240" w:lineRule="auto"/>
+            <w:jc w:val="left"/>
+            <w:rPr>
+              <w:b/>
+              <w:bCs/>
+              <w:lang w:val="zh-CN"/>
+            </w:rPr>
+          </w:pPr>
+          <w:r>
+            <w:rPr>
+              <w:b/>
+              <w:bCs/>
+              <w:kern w:val="0"/>
+              <w:lang w:val="zh-CN"/>
+            </w:rPr>
+            <w:br w:type="page"/>
+          </w:r>
+        </w:p>
+      </w:sdtContent>
+    </w:sdt>
     <w:p>
+      <w:pPr>
+        <w:pStyle w:val="1"/>
+        <w:rPr>
+          <w:b/>
+          <w:bCs/>
+        </w:rPr>
+      </w:pPr>
+      <w:bookmarkStart w:id="0" w:name="_Toc108308540"/>
       <w:r>
-        <w:t>12312312312312312</w:t>
+        <w:rPr>
+          <w:rFonts w:hint="eastAsia"/>
+          <w:b/>
+          <w:bCs/>
+        </w:rPr>
+        <w:lastRenderedPageBreak/>
+        <w:t>一、</w:t>
+      </w:r>
+      <w:r>
+        <w:rPr>
+          <w:rFonts w:hint="eastAsia"/>
+          <w:b/>
+          <w:bCs/>
+        </w:rPr>
+        <w:t>Git</w:t>
+      </w:r>
+      <w:bookmarkEnd w:id="0"/>
+    </w:p>
+    <w:p>
+      <w:pPr>
+        <w:pStyle w:val="2"/>
+        <w:rPr>
+          <w:rFonts w:cs="Times New Roman"/>
+          <w:b/>
+          <w:bCs/>
+          <w:shd w:val="clear" w:color="auto" w:fill="FFFFFF"/>
+        </w:rPr>
+      </w:pPr>
+      <w:bookmarkStart w:id="1" w:name="_Toc108308541"/>
+      <w:r>
+        <w:rPr>
+          <w:rFonts w:cs="Times New Roman"/>
+          <w:b/>
+          <w:bCs/>
+        </w:rPr>
+        <w:t>1.1</w:t>
+      </w:r>
+      <w:bookmarkEnd w:id="1"/>
+      <w:r>
+        <w:rPr>
+          <w:rFonts w:cs="Times New Roman"/>
+          <w:b/>
+          <w:bCs/>
+        </w:rPr>
+        <w:t xml:space="preserve"> </w:t>
       </w:r>
     </w:p>
+    <w:p>
+      <w:pPr>
+        <w:pStyle w:val="1"/>
+        <w:rPr>
+          <w:b/>
+          <w:bCs/>
+        </w:rPr>
+      </w:pPr>
+      <w:bookmarkStart w:id="2" w:name="_Toc108308542"/>
+      <w:r>
+        <w:rPr>
+          <w:rFonts w:hint="eastAsia"/>
+          <w:b/>
+          <w:bCs/>
+        </w:rPr>
+        <w:t>二、</w:t>
+      </w:r>
+      <w:bookmarkEnd w:id="2"/>
+    </w:p>
+    <w:p>
+      <w:pPr>
+        <w:pStyle w:val="2"/>
+        <w:rPr>
+          <w:b/>
+          <w:bCs/>
+        </w:rPr>
+      </w:pPr>
+      <w:bookmarkStart w:id="3" w:name="_Toc108308543"/>
+      <w:r>
+        <w:rPr>
+          <w:b/>
+          <w:bCs/>
+        </w:rPr>
+        <w:t>2.1</w:t>
+      </w:r>
+      <w:bookmarkEnd w:id="3"/>
+    </w:p>
+    <w:p>
+      <w:pPr>
+        <w:pStyle w:val="1"/>
+        <w:rPr>
+          <w:b/>
+          <w:bCs/>
+          <w:shd w:val="clear" w:color="auto" w:fill="FFFFFF"/>
+        </w:rPr>
+      </w:pPr>
+      <w:bookmarkStart w:id="4" w:name="_Toc108308544"/>
+      <w:r>
+        <w:rPr>
+          <w:rFonts w:hint="eastAsia"/>
+          <w:b/>
+          <w:bCs/>
+        </w:rPr>
+        <w:t>三、</w:t>
+      </w:r>
+      <w:bookmarkEnd w:id="4"/>
+    </w:p>
+    <w:p>
+      <w:pPr>
+        <w:pStyle w:val="2"/>
+        <w:rPr>
+          <w:b/>
+          <w:bCs/>
+        </w:rPr>
+      </w:pPr>
+      <w:bookmarkStart w:id="5" w:name="_Toc108308545"/>
+      <w:r>
+        <w:rPr>
+          <w:b/>
+          <w:bCs/>
+        </w:rPr>
+        <w:t>3.1</w:t>
+      </w:r>
+      <w:bookmarkEnd w:id="5"/>
+    </w:p>
+    <w:p>
+      <w:pPr>
+        <w:pStyle w:val="1"/>
+        <w:rPr>
+          <w:b/>
+          <w:bCs/>
+          <w:shd w:val="clear" w:color="auto" w:fill="FFFFFF"/>
+        </w:rPr>
+      </w:pPr>
+      <w:bookmarkStart w:id="6" w:name="_Toc108308546"/>
+      <w:r>
+        <w:rPr>
+          <w:rFonts w:hint="eastAsia"/>
+          <w:b/>
+          <w:bCs/>
+        </w:rPr>
+        <w:t>四、</w:t>
+      </w:r>
+      <w:bookmarkEnd w:id="6"/>
+    </w:p>
+    <w:p>
+      <w:pPr>
+        <w:pStyle w:val="2"/>
+        <w:rPr>
+          <w:b/>
+          <w:bCs/>
+        </w:rPr>
+      </w:pPr>
+      <w:bookmarkStart w:id="7" w:name="_Toc108308547"/>
+      <w:r>
+        <w:rPr>
+          <w:b/>
+          <w:bCs/>
+        </w:rPr>
+        <w:t>4.1</w:t>
+      </w:r>
+      <w:bookmarkEnd w:id="7"/>
+      <w:r>
+        <w:rPr>
+          <w:b/>
+          <w:bCs/>
+        </w:rPr>
+        <w:t xml:space="preserve"> </w:t>
+      </w:r>
+    </w:p>
+    <w:p/>
     <w:sectPr>
       <w:pgSz w:w="11906" w:h="16838"/>
       <w:pgMar w:top="1440" w:right="1800" w:bottom="1440" w:left="1800" w:header="851" w:footer="992" w:gutter="0"/>
@@ -412,10 +1258,82 @@
   <w:style w:type="paragraph" w:default="1" w:styleId="a">
     <w:name w:val="Normal"/>
     <w:qFormat/>
+    <w:rsid w:val="00942D8F"/>
     <w:pPr>
       <w:widowControl w:val="0"/>
+      <w:spacing w:line="400" w:lineRule="exact"/>
       <w:jc w:val="both"/>
     </w:pPr>
+    <w:rPr>
+      <w:rFonts w:ascii="Times New Roman" w:eastAsia="华文宋体" w:hAnsi="Times New Roman"/>
+      <w:sz w:val="24"/>
+    </w:rPr>
+  </w:style>
+  <w:style w:type="paragraph" w:styleId="1">
+    <w:name w:val="heading 1"/>
+    <w:aliases w:val="一级标题"/>
+    <w:next w:val="2"/>
+    <w:link w:val="10"/>
+    <w:uiPriority w:val="9"/>
+    <w:qFormat/>
+    <w:rsid w:val="00942D8F"/>
+    <w:pPr>
+      <w:keepNext/>
+      <w:keepLines/>
+      <w:spacing w:before="360" w:after="360" w:line="400" w:lineRule="exact"/>
+      <w:outlineLvl w:val="0"/>
+    </w:pPr>
+    <w:rPr>
+      <w:rFonts w:ascii="Times New Roman" w:eastAsia="黑体" w:hAnsi="Times New Roman"/>
+      <w:kern w:val="44"/>
+      <w:sz w:val="28"/>
+      <w:szCs w:val="44"/>
+    </w:rPr>
+  </w:style>
+  <w:style w:type="paragraph" w:styleId="2">
+    <w:name w:val="heading 2"/>
+    <w:aliases w:val="二级标题"/>
+    <w:next w:val="3"/>
+    <w:link w:val="20"/>
+    <w:uiPriority w:val="9"/>
+    <w:semiHidden/>
+    <w:unhideWhenUsed/>
+    <w:qFormat/>
+    <w:rsid w:val="00942D8F"/>
+    <w:pPr>
+      <w:keepNext/>
+      <w:keepLines/>
+      <w:spacing w:before="240" w:after="240" w:line="400" w:lineRule="exact"/>
+      <w:outlineLvl w:val="1"/>
+    </w:pPr>
+    <w:rPr>
+      <w:rFonts w:ascii="Times New Roman" w:eastAsia="黑体" w:hAnsi="Times New Roman" w:cstheme="majorBidi"/>
+      <w:sz w:val="24"/>
+      <w:szCs w:val="32"/>
+    </w:rPr>
+  </w:style>
+  <w:style w:type="paragraph" w:styleId="3">
+    <w:name w:val="heading 3"/>
+    <w:basedOn w:val="a"/>
+    <w:next w:val="a"/>
+    <w:link w:val="30"/>
+    <w:uiPriority w:val="9"/>
+    <w:semiHidden/>
+    <w:unhideWhenUsed/>
+    <w:qFormat/>
+    <w:rsid w:val="00942D8F"/>
+    <w:pPr>
+      <w:keepNext/>
+      <w:keepLines/>
+      <w:spacing w:before="260" w:after="260" w:line="416" w:lineRule="atLeast"/>
+      <w:outlineLvl w:val="2"/>
+    </w:pPr>
+    <w:rPr>
+      <w:b/>
+      <w:bCs/>
+      <w:sz w:val="32"/>
+      <w:szCs w:val="32"/>
+    </w:rPr>
   </w:style>
   <w:style w:type="character" w:default="1" w:styleId="a0">
     <w:name w:val="Default Paragraph Font"/>
@@ -443,6 +1361,102 @@
     <w:uiPriority w:val="99"/>
     <w:semiHidden/>
     <w:unhideWhenUsed/>
+  </w:style>
+  <w:style w:type="character" w:customStyle="1" w:styleId="10">
+    <w:name w:val="标题 1 字符"/>
+    <w:aliases w:val="一级标题 字符"/>
+    <w:basedOn w:val="a0"/>
+    <w:link w:val="1"/>
+    <w:uiPriority w:val="9"/>
+    <w:rsid w:val="00942D8F"/>
+    <w:rPr>
+      <w:rFonts w:ascii="Times New Roman" w:eastAsia="黑体" w:hAnsi="Times New Roman"/>
+      <w:kern w:val="44"/>
+      <w:sz w:val="28"/>
+      <w:szCs w:val="44"/>
+    </w:rPr>
+  </w:style>
+  <w:style w:type="character" w:customStyle="1" w:styleId="20">
+    <w:name w:val="标题 2 字符"/>
+    <w:aliases w:val="二级标题 字符"/>
+    <w:basedOn w:val="a0"/>
+    <w:link w:val="2"/>
+    <w:uiPriority w:val="9"/>
+    <w:semiHidden/>
+    <w:rsid w:val="00942D8F"/>
+    <w:rPr>
+      <w:rFonts w:ascii="Times New Roman" w:eastAsia="黑体" w:hAnsi="Times New Roman" w:cstheme="majorBidi"/>
+      <w:sz w:val="24"/>
+      <w:szCs w:val="32"/>
+    </w:rPr>
+  </w:style>
+  <w:style w:type="character" w:styleId="a3">
+    <w:name w:val="Hyperlink"/>
+    <w:basedOn w:val="a0"/>
+    <w:uiPriority w:val="99"/>
+    <w:unhideWhenUsed/>
+    <w:rsid w:val="00942D8F"/>
+    <w:rPr>
+      <w:color w:val="0563C1" w:themeColor="hyperlink"/>
+      <w:u w:val="single"/>
+    </w:rPr>
+  </w:style>
+  <w:style w:type="paragraph" w:styleId="TOC1">
+    <w:name w:val="toc 1"/>
+    <w:basedOn w:val="a"/>
+    <w:next w:val="a"/>
+    <w:autoRedefine/>
+    <w:uiPriority w:val="39"/>
+    <w:unhideWhenUsed/>
+    <w:rsid w:val="00942D8F"/>
+  </w:style>
+  <w:style w:type="paragraph" w:styleId="TOC2">
+    <w:name w:val="toc 2"/>
+    <w:basedOn w:val="a"/>
+    <w:next w:val="a"/>
+    <w:autoRedefine/>
+    <w:uiPriority w:val="39"/>
+    <w:unhideWhenUsed/>
+    <w:rsid w:val="00942D8F"/>
+    <w:pPr>
+      <w:ind w:leftChars="200" w:left="420"/>
+    </w:pPr>
+  </w:style>
+  <w:style w:type="paragraph" w:styleId="TOC">
+    <w:name w:val="TOC Heading"/>
+    <w:basedOn w:val="1"/>
+    <w:next w:val="a"/>
+    <w:uiPriority w:val="39"/>
+    <w:semiHidden/>
+    <w:unhideWhenUsed/>
+    <w:qFormat/>
+    <w:rsid w:val="00942D8F"/>
+    <w:pPr>
+      <w:spacing w:before="240" w:after="0" w:line="256" w:lineRule="auto"/>
+      <w:outlineLvl w:val="9"/>
+    </w:pPr>
+    <w:rPr>
+      <w:rFonts w:asciiTheme="majorHAnsi" w:eastAsiaTheme="majorEastAsia" w:hAnsiTheme="majorHAnsi" w:cstheme="majorBidi"/>
+      <w:color w:val="2F5496" w:themeColor="accent1" w:themeShade="BF"/>
+      <w:kern w:val="0"/>
+      <w:sz w:val="32"/>
+      <w:szCs w:val="32"/>
+    </w:rPr>
+  </w:style>
+  <w:style w:type="character" w:customStyle="1" w:styleId="30">
+    <w:name w:val="标题 3 字符"/>
+    <w:basedOn w:val="a0"/>
+    <w:link w:val="3"/>
+    <w:uiPriority w:val="9"/>
+    <w:semiHidden/>
+    <w:rsid w:val="00942D8F"/>
+    <w:rPr>
+      <w:rFonts w:ascii="Times New Roman" w:eastAsia="华文宋体" w:hAnsi="Times New Roman"/>
+      <w:b/>
+      <w:bCs/>
+      <w:sz w:val="32"/>
+      <w:szCs w:val="32"/>
+    </w:rPr>
   </w:style>
 </w:styles>
 </file>
